--- a/ICN292-Lab3-Mena-Antonia.docx
+++ b/ICN292-Lab3-Mena-Antonia.docx
@@ -417,9 +417,6 @@
     <w:p>
       <w:pPr>
         <w:jc w:val="center"/>
-        <w:rPr>
-          <w:rFonts w:ascii="Times New Roman" w:hAnsi="Times New Roman" w:cs="Times New Roman"/>
-        </w:rPr>
       </w:pPr>
       <w:r>
         <w:rPr>
@@ -454,9 +451,32 @@
     </w:p>
     <w:p>
       <w:pPr>
-        <w:rPr>
-          <w:b/>
-          <w:bCs/>
+        <w:jc w:val="center"/>
+        <w:rPr>
+          <w:rFonts w:ascii="Times New Roman" w:hAnsi="Times New Roman" w:cs="Times New Roman"/>
+        </w:rPr>
+      </w:pPr>
+    </w:p>
+    <w:p>
+      <w:pPr>
+        <w:jc w:val="center"/>
+      </w:pPr>
+      <w:hyperlink r:id="R63a75537ead0404b">
+        <w:r>
+          <w:rPr>
+            <w:rStyle w:val="Hyperlink"/>
+            <w:b w:val="1"/>
+            <w:bCs w:val="1"/>
+          </w:rPr>
+          <w:t>https://github.com/ICN292-Mena-Antonia/ICN292-Lab3-Mena-Antonia/tree/main</w:t>
+        </w:r>
+      </w:hyperlink>
+    </w:p>
+    <w:p>
+      <w:pPr>
+        <w:rPr>
+          <w:b w:val="1"/>
+          <w:bCs w:val="1"/>
           <w:sz w:val="28"/>
           <w:szCs w:val="28"/>
         </w:rPr>
@@ -567,29 +587,10 @@
     </w:p>
     <w:p>
       <w:pPr>
-        <w:rPr>
-          <w:b/>
-          <w:bCs/>
-          <w:sz w:val="28"/>
-          <w:szCs w:val="28"/>
-        </w:rPr>
-      </w:pPr>
-    </w:p>
-    <w:p>
-      <w:pPr>
-        <w:rPr>
-          <w:b/>
-          <w:bCs/>
-          <w:sz w:val="28"/>
-          <w:szCs w:val="28"/>
-        </w:rPr>
-      </w:pPr>
-    </w:p>
-    <w:p>
-      <w:pPr>
-        <w:rPr>
-          <w:b/>
-          <w:bCs/>
+        <w:pStyle w:val="Normal"/>
+        <w:rPr>
+          <w:b w:val="1"/>
+          <w:bCs w:val="1"/>
           <w:sz w:val="28"/>
           <w:szCs w:val="28"/>
         </w:rPr>
@@ -1211,10 +1212,21 @@
       <w:pPr>
         <w:pStyle w:val="Normal"/>
         <w:jc w:val="both"/>
-        <w:rPr>
-          <w:rFonts w:ascii="Times New Roman" w:hAnsi="Times New Roman" w:cs="Times New Roman"/>
-        </w:rPr>
-      </w:pPr>
+      </w:pPr>
+      <w:hyperlink r:id="R5f081e382b834fe8">
+        <w:r>
+          <w:rPr>
+            <w:rStyle w:val="Hyperlink"/>
+          </w:rPr>
+          <w:t>https://github.com/ICN292-Mena-Antonia/ICN292-Lab3-Mena-Antonia/tree/main</w:t>
+        </w:r>
+      </w:hyperlink>
+      <w:r>
+        <w:rPr>
+          <w:rFonts w:ascii="Times New Roman" w:hAnsi="Times New Roman" w:cs="Times New Roman"/>
+        </w:rPr>
+        <w:t xml:space="preserve"> </w:t>
+      </w:r>
     </w:p>
     <w:p>
       <w:pPr>
@@ -6026,123 +6038,123 @@
     <w:semiHidden/>
     <w:unhideWhenUsed/>
   </w:style>
-  <w:style w:type="character" w:styleId="Ttulo1Car" w:customStyle="1">
+  <w:style w:type="character" w:styleId="Ttulo1Car" w:customStyle="true">
+    <w:uiPriority w:val="9"/>
     <w:name w:val="Título 1 Car"/>
-    <w:basedOn w:val="Fuentedeprrafopredeter"/>
+    <w:basedOn w:val="DefaultParagraphFont"/>
     <w:link w:val="Ttulo1"/>
-    <w:uiPriority w:val="9"/>
-    <w:rsid w:val="00C81565"/>
+    <w:rsid w:val="607DA9DD"/>
     <w:rPr>
-      <w:rFonts w:asciiTheme="majorHAnsi" w:hAnsiTheme="majorHAnsi" w:eastAsiaTheme="majorEastAsia" w:cstheme="majorBidi"/>
-      <w:color w:val="0F4761" w:themeColor="accent1" w:themeShade="BF"/>
+      <w:rFonts w:ascii="Aptos Display" w:hAnsi="Aptos Display" w:eastAsia="" w:cs="" w:asciiTheme="majorAscii" w:hAnsiTheme="majorAscii" w:eastAsiaTheme="majorEastAsia" w:cstheme="majorBidi"/>
+      <w:color w:val="0F4761" w:themeColor="accent1" w:themeTint="FF" w:themeShade="BF"/>
       <w:sz w:val="40"/>
       <w:szCs w:val="40"/>
     </w:rPr>
   </w:style>
-  <w:style w:type="character" w:styleId="Ttulo2Car" w:customStyle="1">
+  <w:style w:type="character" w:styleId="Ttulo2Car" w:customStyle="true">
+    <w:uiPriority w:val="9"/>
     <w:name w:val="Título 2 Car"/>
-    <w:basedOn w:val="Fuentedeprrafopredeter"/>
+    <w:basedOn w:val="DefaultParagraphFont"/>
+    <w:semiHidden/>
     <w:link w:val="Ttulo2"/>
-    <w:uiPriority w:val="9"/>
-    <w:semiHidden/>
-    <w:rsid w:val="00C81565"/>
+    <w:rsid w:val="607DA9DD"/>
     <w:rPr>
-      <w:rFonts w:asciiTheme="majorHAnsi" w:hAnsiTheme="majorHAnsi" w:eastAsiaTheme="majorEastAsia" w:cstheme="majorBidi"/>
-      <w:color w:val="0F4761" w:themeColor="accent1" w:themeShade="BF"/>
+      <w:rFonts w:ascii="Aptos Display" w:hAnsi="Aptos Display" w:eastAsia="" w:cs="" w:asciiTheme="majorAscii" w:hAnsiTheme="majorAscii" w:eastAsiaTheme="majorEastAsia" w:cstheme="majorBidi"/>
+      <w:color w:val="0F4761" w:themeColor="accent1" w:themeTint="FF" w:themeShade="BF"/>
       <w:sz w:val="32"/>
       <w:szCs w:val="32"/>
     </w:rPr>
   </w:style>
-  <w:style w:type="character" w:styleId="Ttulo3Car" w:customStyle="1">
+  <w:style w:type="character" w:styleId="Ttulo3Car" w:customStyle="true">
+    <w:uiPriority w:val="9"/>
     <w:name w:val="Título 3 Car"/>
-    <w:basedOn w:val="Fuentedeprrafopredeter"/>
+    <w:basedOn w:val="DefaultParagraphFont"/>
+    <w:semiHidden/>
     <w:link w:val="Ttulo3"/>
-    <w:uiPriority w:val="9"/>
-    <w:semiHidden/>
-    <w:rsid w:val="00C81565"/>
+    <w:rsid w:val="607DA9DD"/>
     <w:rPr>
-      <w:rFonts w:eastAsiaTheme="majorEastAsia" w:cstheme="majorBidi"/>
-      <w:color w:val="0F4761" w:themeColor="accent1" w:themeShade="BF"/>
+      <w:rFonts w:eastAsia="" w:cs="" w:eastAsiaTheme="majorEastAsia" w:cstheme="majorBidi"/>
+      <w:color w:val="0F4761" w:themeColor="accent1" w:themeTint="FF" w:themeShade="BF"/>
       <w:sz w:val="28"/>
       <w:szCs w:val="28"/>
     </w:rPr>
   </w:style>
-  <w:style w:type="character" w:styleId="Ttulo4Car" w:customStyle="1">
+  <w:style w:type="character" w:styleId="Ttulo4Car" w:customStyle="true">
+    <w:uiPriority w:val="9"/>
     <w:name w:val="Título 4 Car"/>
-    <w:basedOn w:val="Fuentedeprrafopredeter"/>
+    <w:basedOn w:val="DefaultParagraphFont"/>
+    <w:semiHidden/>
     <w:link w:val="Ttulo4"/>
-    <w:uiPriority w:val="9"/>
-    <w:semiHidden/>
-    <w:rsid w:val="00C81565"/>
+    <w:rsid w:val="607DA9DD"/>
     <w:rPr>
-      <w:rFonts w:eastAsiaTheme="majorEastAsia" w:cstheme="majorBidi"/>
-      <w:i/>
-      <w:iCs/>
-      <w:color w:val="0F4761" w:themeColor="accent1" w:themeShade="BF"/>
+      <w:rFonts w:eastAsia="" w:cs="" w:eastAsiaTheme="majorEastAsia" w:cstheme="majorBidi"/>
+      <w:i w:val="1"/>
+      <w:iCs w:val="1"/>
+      <w:color w:val="0F4761" w:themeColor="accent1" w:themeTint="FF" w:themeShade="BF"/>
     </w:rPr>
   </w:style>
-  <w:style w:type="character" w:styleId="Ttulo5Car" w:customStyle="1">
+  <w:style w:type="character" w:styleId="Ttulo5Car" w:customStyle="true">
+    <w:uiPriority w:val="9"/>
     <w:name w:val="Título 5 Car"/>
-    <w:basedOn w:val="Fuentedeprrafopredeter"/>
+    <w:basedOn w:val="DefaultParagraphFont"/>
+    <w:semiHidden/>
     <w:link w:val="Ttulo5"/>
-    <w:uiPriority w:val="9"/>
-    <w:semiHidden/>
-    <w:rsid w:val="00C81565"/>
+    <w:rsid w:val="607DA9DD"/>
     <w:rPr>
-      <w:rFonts w:eastAsiaTheme="majorEastAsia" w:cstheme="majorBidi"/>
-      <w:color w:val="0F4761" w:themeColor="accent1" w:themeShade="BF"/>
+      <w:rFonts w:eastAsia="" w:cs="" w:eastAsiaTheme="majorEastAsia" w:cstheme="majorBidi"/>
+      <w:color w:val="0F4761" w:themeColor="accent1" w:themeTint="FF" w:themeShade="BF"/>
     </w:rPr>
   </w:style>
-  <w:style w:type="character" w:styleId="Ttulo6Car" w:customStyle="1">
+  <w:style w:type="character" w:styleId="Ttulo6Car" w:customStyle="true">
+    <w:uiPriority w:val="9"/>
     <w:name w:val="Título 6 Car"/>
-    <w:basedOn w:val="Fuentedeprrafopredeter"/>
+    <w:basedOn w:val="DefaultParagraphFont"/>
+    <w:semiHidden/>
     <w:link w:val="Ttulo6"/>
-    <w:uiPriority w:val="9"/>
-    <w:semiHidden/>
-    <w:rsid w:val="00C81565"/>
+    <w:rsid w:val="607DA9DD"/>
     <w:rPr>
-      <w:rFonts w:eastAsiaTheme="majorEastAsia" w:cstheme="majorBidi"/>
-      <w:i/>
-      <w:iCs/>
-      <w:color w:val="595959" w:themeColor="text1" w:themeTint="A6"/>
+      <w:rFonts w:eastAsia="" w:cs="" w:eastAsiaTheme="majorEastAsia" w:cstheme="majorBidi"/>
+      <w:i w:val="1"/>
+      <w:iCs w:val="1"/>
+      <w:color w:val="595959" w:themeColor="text1" w:themeTint="A6" w:themeShade="FF"/>
     </w:rPr>
   </w:style>
-  <w:style w:type="character" w:styleId="Ttulo7Car" w:customStyle="1">
+  <w:style w:type="character" w:styleId="Ttulo7Car" w:customStyle="true">
+    <w:uiPriority w:val="9"/>
     <w:name w:val="Título 7 Car"/>
-    <w:basedOn w:val="Fuentedeprrafopredeter"/>
+    <w:basedOn w:val="DefaultParagraphFont"/>
+    <w:semiHidden/>
     <w:link w:val="Ttulo7"/>
-    <w:uiPriority w:val="9"/>
-    <w:semiHidden/>
-    <w:rsid w:val="00C81565"/>
+    <w:rsid w:val="607DA9DD"/>
     <w:rPr>
-      <w:rFonts w:eastAsiaTheme="majorEastAsia" w:cstheme="majorBidi"/>
-      <w:color w:val="595959" w:themeColor="text1" w:themeTint="A6"/>
+      <w:rFonts w:eastAsia="" w:cs="" w:eastAsiaTheme="majorEastAsia" w:cstheme="majorBidi"/>
+      <w:color w:val="595959" w:themeColor="text1" w:themeTint="A6" w:themeShade="FF"/>
     </w:rPr>
   </w:style>
-  <w:style w:type="character" w:styleId="Ttulo8Car" w:customStyle="1">
+  <w:style w:type="character" w:styleId="Ttulo8Car" w:customStyle="true">
+    <w:uiPriority w:val="9"/>
     <w:name w:val="Título 8 Car"/>
-    <w:basedOn w:val="Fuentedeprrafopredeter"/>
+    <w:basedOn w:val="DefaultParagraphFont"/>
+    <w:semiHidden/>
     <w:link w:val="Ttulo8"/>
-    <w:uiPriority w:val="9"/>
-    <w:semiHidden/>
-    <w:rsid w:val="00C81565"/>
+    <w:rsid w:val="607DA9DD"/>
     <w:rPr>
-      <w:rFonts w:eastAsiaTheme="majorEastAsia" w:cstheme="majorBidi"/>
-      <w:i/>
-      <w:iCs/>
-      <w:color w:val="272727" w:themeColor="text1" w:themeTint="D8"/>
+      <w:rFonts w:eastAsia="" w:cs="" w:eastAsiaTheme="majorEastAsia" w:cstheme="majorBidi"/>
+      <w:i w:val="1"/>
+      <w:iCs w:val="1"/>
+      <w:color w:val="272727"/>
     </w:rPr>
   </w:style>
-  <w:style w:type="character" w:styleId="Ttulo9Car" w:customStyle="1">
+  <w:style w:type="character" w:styleId="Ttulo9Car" w:customStyle="true">
+    <w:uiPriority w:val="9"/>
     <w:name w:val="Título 9 Car"/>
-    <w:basedOn w:val="Fuentedeprrafopredeter"/>
+    <w:basedOn w:val="DefaultParagraphFont"/>
+    <w:semiHidden/>
     <w:link w:val="Ttulo9"/>
-    <w:uiPriority w:val="9"/>
-    <w:semiHidden/>
-    <w:rsid w:val="00C81565"/>
+    <w:rsid w:val="607DA9DD"/>
     <w:rPr>
-      <w:rFonts w:eastAsiaTheme="majorEastAsia" w:cstheme="majorBidi"/>
-      <w:color w:val="272727" w:themeColor="text1" w:themeTint="D8"/>
+      <w:rFonts w:eastAsia="" w:cs="" w:eastAsiaTheme="majorEastAsia" w:cstheme="majorBidi"/>
+      <w:color w:val="272727"/>
     </w:rPr>
   </w:style>
   <w:style w:type="paragraph" w:styleId="Ttulo">
@@ -6165,16 +6177,14 @@
       <w:szCs w:val="56"/>
     </w:rPr>
   </w:style>
-  <w:style w:type="character" w:styleId="TtuloCar" w:customStyle="1">
+  <w:style w:type="character" w:styleId="TtuloCar" w:customStyle="true">
+    <w:uiPriority w:val="10"/>
     <w:name w:val="Título Car"/>
-    <w:basedOn w:val="Fuentedeprrafopredeter"/>
+    <w:basedOn w:val="DefaultParagraphFont"/>
     <w:link w:val="Ttulo"/>
-    <w:uiPriority w:val="10"/>
-    <w:rsid w:val="00C81565"/>
+    <w:rsid w:val="607DA9DD"/>
     <w:rPr>
-      <w:rFonts w:asciiTheme="majorHAnsi" w:hAnsiTheme="majorHAnsi" w:eastAsiaTheme="majorEastAsia" w:cstheme="majorBidi"/>
-      <w:spacing w:val="-10"/>
-      <w:kern w:val="28"/>
+      <w:rFonts w:ascii="Aptos Display" w:hAnsi="Aptos Display" w:eastAsia="" w:cs="" w:asciiTheme="majorAscii" w:hAnsiTheme="majorAscii" w:eastAsiaTheme="majorEastAsia" w:cstheme="majorBidi"/>
       <w:sz w:val="56"/>
       <w:szCs w:val="56"/>
     </w:rPr>
@@ -6200,16 +6210,15 @@
       <w:szCs w:val="28"/>
     </w:rPr>
   </w:style>
-  <w:style w:type="character" w:styleId="SubttuloCar" w:customStyle="1">
+  <w:style w:type="character" w:styleId="SubttuloCar" w:customStyle="true">
+    <w:uiPriority w:val="11"/>
     <w:name w:val="Subtítulo Car"/>
-    <w:basedOn w:val="Fuentedeprrafopredeter"/>
+    <w:basedOn w:val="DefaultParagraphFont"/>
     <w:link w:val="Subttulo"/>
-    <w:uiPriority w:val="11"/>
-    <w:rsid w:val="00C81565"/>
+    <w:rsid w:val="607DA9DD"/>
     <w:rPr>
-      <w:rFonts w:eastAsiaTheme="majorEastAsia" w:cstheme="majorBidi"/>
-      <w:color w:val="595959" w:themeColor="text1" w:themeTint="A6"/>
-      <w:spacing w:val="15"/>
+      <w:rFonts w:eastAsia="" w:cs="" w:eastAsiaTheme="majorEastAsia" w:cstheme="majorBidi"/>
+      <w:color w:val="595959" w:themeColor="text1" w:themeTint="A6" w:themeShade="FF"/>
       <w:sz w:val="28"/>
       <w:szCs w:val="28"/>
     </w:rPr>
@@ -6232,16 +6241,16 @@
       <w:color w:val="404040" w:themeColor="text1" w:themeTint="BF"/>
     </w:rPr>
   </w:style>
-  <w:style w:type="character" w:styleId="CitaCar" w:customStyle="1">
+  <w:style w:type="character" w:styleId="CitaCar" w:customStyle="true">
+    <w:uiPriority w:val="29"/>
     <w:name w:val="Cita Car"/>
-    <w:basedOn w:val="Fuentedeprrafopredeter"/>
+    <w:basedOn w:val="DefaultParagraphFont"/>
     <w:link w:val="Cita"/>
-    <w:uiPriority w:val="29"/>
-    <w:rsid w:val="00C81565"/>
+    <w:rsid w:val="607DA9DD"/>
     <w:rPr>
-      <w:i/>
-      <w:iCs/>
-      <w:color w:val="404040" w:themeColor="text1" w:themeTint="BF"/>
+      <w:i w:val="1"/>
+      <w:iCs w:val="1"/>
+      <w:color w:val="404040" w:themeColor="text1" w:themeTint="BF" w:themeShade="FF"/>
     </w:rPr>
   </w:style>
   <w:style w:type="paragraph" w:styleId="Prrafodelista">
@@ -6256,15 +6265,15 @@
     </w:pPr>
   </w:style>
   <w:style w:type="character" w:styleId="nfasisintenso">
+    <w:uiPriority w:val="21"/>
     <w:name w:val="Intense Emphasis"/>
-    <w:basedOn w:val="Fuentedeprrafopredeter"/>
-    <w:uiPriority w:val="21"/>
+    <w:basedOn w:val="DefaultParagraphFont"/>
     <w:qFormat/>
-    <w:rsid w:val="00C81565"/>
+    <w:rsid w:val="607DA9DD"/>
     <w:rPr>
-      <w:i/>
-      <w:iCs/>
-      <w:color w:val="0F4761" w:themeColor="accent1" w:themeShade="BF"/>
+      <w:i w:val="1"/>
+      <w:iCs w:val="1"/>
+      <w:color w:val="0F4761" w:themeColor="accent1" w:themeTint="FF" w:themeShade="BF"/>
     </w:rPr>
   </w:style>
   <w:style w:type="paragraph" w:styleId="Citadestacada">
@@ -6290,40 +6299,50 @@
       <w:color w:val="0F4761" w:themeColor="accent1" w:themeShade="BF"/>
     </w:rPr>
   </w:style>
-  <w:style w:type="character" w:styleId="CitadestacadaCar" w:customStyle="1">
+  <w:style w:type="character" w:styleId="CitadestacadaCar" w:customStyle="true">
+    <w:uiPriority w:val="30"/>
     <w:name w:val="Cita destacada Car"/>
-    <w:basedOn w:val="Fuentedeprrafopredeter"/>
+    <w:basedOn w:val="DefaultParagraphFont"/>
     <w:link w:val="Citadestacada"/>
-    <w:uiPriority w:val="30"/>
-    <w:rsid w:val="00C81565"/>
+    <w:rsid w:val="607DA9DD"/>
     <w:rPr>
-      <w:i/>
-      <w:iCs/>
-      <w:color w:val="0F4761" w:themeColor="accent1" w:themeShade="BF"/>
+      <w:i w:val="1"/>
+      <w:iCs w:val="1"/>
+      <w:color w:val="0F4761" w:themeColor="accent1" w:themeTint="FF" w:themeShade="BF"/>
     </w:rPr>
   </w:style>
   <w:style w:type="character" w:styleId="Referenciaintensa">
+    <w:uiPriority w:val="32"/>
     <w:name w:val="Intense Reference"/>
-    <w:basedOn w:val="Fuentedeprrafopredeter"/>
-    <w:uiPriority w:val="32"/>
+    <w:basedOn w:val="DefaultParagraphFont"/>
     <w:qFormat/>
-    <w:rsid w:val="00C81565"/>
+    <w:rsid w:val="607DA9DD"/>
     <w:rPr>
-      <w:b/>
-      <w:bCs/>
-      <w:smallCaps/>
-      <w:color w:val="0F4761" w:themeColor="accent1" w:themeShade="BF"/>
-      <w:spacing w:val="5"/>
+      <w:b w:val="1"/>
+      <w:bCs w:val="1"/>
+      <w:smallCaps w:val="1"/>
+      <w:color w:val="0F4761" w:themeColor="accent1" w:themeTint="FF" w:themeShade="BF"/>
     </w:rPr>
   </w:style>
   <w:style w:type="character" w:styleId="Textodelmarcadordeposicin">
+    <w:uiPriority w:val="99"/>
     <w:name w:val="Placeholder Text"/>
-    <w:basedOn w:val="Fuentedeprrafopredeter"/>
-    <w:uiPriority w:val="99"/>
+    <w:basedOn w:val="DefaultParagraphFont"/>
     <w:semiHidden/>
-    <w:rsid w:val="00B2379C"/>
+    <w:rsid w:val="607DA9DD"/>
     <w:rPr>
       <w:color w:val="666666"/>
+    </w:rPr>
+  </w:style>
+  <w:style w:type="character" w:styleId="Hyperlink">
+    <w:uiPriority w:val="99"/>
+    <w:name w:val="Hyperlink"/>
+    <w:basedOn w:val="DefaultParagraphFont"/>
+    <w:unhideWhenUsed/>
+    <w:rsid w:val="607DA9DD"/>
+    <w:rPr>
+      <w:color w:val="467886"/>
+      <w:u w:val="single"/>
     </w:rPr>
   </w:style>
 </w:styles>
